--- a/public/AWAK_ATS_Resume.docx
+++ b/public/AWAK_ATS_Resume.docx
@@ -198,8 +198,6 @@
         </w:rPr>
         <w:t>EDUCATION</w:t>
       </w:r>
-      <w:bookmarkStart w:id="0" w:name="_GoBack"/>
-      <w:bookmarkEnd w:id="0"/>
     </w:p>
     <w:p>
       <w:pPr>
@@ -580,7 +578,7 @@
           <w:sz w:val="22"/>
           <w:szCs w:val="22"/>
         </w:rPr>
-        <w:t>Woxo Blogs v2 – Front-End Blogging Application</w:t>
+        <w:t>The Best Group of Colleges – Full-Stack Web Application (Final Year Project)</w:t>
       </w:r>
       <w:r>
         <w:rPr>
@@ -591,7 +589,7 @@
           <w:sz w:val="20"/>
           <w:szCs w:val="20"/>
         </w:rPr>
-        <w:t xml:space="preserve">  |  Live: woxo-blogs-v2.vercel.app</w:t>
+        <w:t xml:space="preserve">  |  Live: the-best-group-of-colleges.vercel.app</w:t>
       </w:r>
     </w:p>
     <w:p>
@@ -609,7 +607,7 @@
           <w:sz w:val="21"/>
           <w:szCs w:val="21"/>
         </w:rPr>
-        <w:t>Built a responsive blogging application using React.js with dynamic post browsing, category filtering, and a clean reading experience.</w:t>
+        <w:t>Engineered a large-scale full-stack web application as a Final Year Project using the MERN stack (MongoDB, Express.js, React.js, Node.js) featuring a public-facing site and three separate portals: Student, Faculty, and Admin.</w:t>
       </w:r>
     </w:p>
     <w:p>
@@ -627,7 +625,7 @@
           <w:sz w:val="21"/>
           <w:szCs w:val="21"/>
         </w:rPr>
-        <w:t>Crafted the UI using Tailwind CSS with a mobile-first approach, ensuring consistent layout and performance across all screen sizes.</w:t>
+        <w:t>Integrated a Learning Management System (LMS) and Content Management System (CMS), allowing admins and faculty to manage courses, content, and student data dynamically.</w:t>
       </w:r>
     </w:p>
     <w:p>
@@ -645,33 +643,7 @@
           <w:sz w:val="21"/>
           <w:szCs w:val="21"/>
         </w:rPr>
-        <w:t>Deployed on Vercel with GitHub CI/CD integration, enabling automatic redeployment on every code push.</w:t>
-      </w:r>
-    </w:p>
-    <w:p>
-      <w:pPr>
-        <w:spacing w:before="120" w:after="50"/>
-      </w:pPr>
-      <w:r>
-        <w:rPr>
-          <w:rFonts w:ascii="Arial" w:hAnsi="Arial" w:eastAsia="Arial" w:cs="Arial"/>
-          <w:b/>
-          <w:bCs/>
-          <w:sz w:val="22"/>
-          <w:szCs w:val="22"/>
-        </w:rPr>
-        <w:t>The Best Group of Colleges – Full-Stack Web Application (Final Year Project)</w:t>
-      </w:r>
-      <w:r>
-        <w:rPr>
-          <w:rFonts w:ascii="Arial" w:hAnsi="Arial" w:eastAsia="Arial" w:cs="Arial"/>
-          <w:i/>
-          <w:iCs/>
-          <w:color w:val="1155CC"/>
-          <w:sz w:val="20"/>
-          <w:szCs w:val="20"/>
-        </w:rPr>
-        <w:t xml:space="preserve">  |  Live: the-best-group-of-colleges.vercel.app</w:t>
+        <w:t>Implemented JWT-based authentication and role-based access control to secure all three portals and restrict features based on user roles.</w:t>
       </w:r>
     </w:p>
     <w:p>
@@ -689,7 +661,7 @@
           <w:sz w:val="21"/>
           <w:szCs w:val="21"/>
         </w:rPr>
-        <w:t>Engineered a large-scale full-stack web application as a Final Year Project using the MERN stack (MongoDB, Express.js, React.js, Node.js) featuring a public-facing site and three separate portals: Student, Faculty, and Admin.</w:t>
+        <w:t>Integrated Cloudinary for scalable cloud storage of large files including documents, images, and media uploads across the platform.</w:t>
       </w:r>
     </w:p>
     <w:p>
@@ -707,7 +679,33 @@
           <w:sz w:val="21"/>
           <w:szCs w:val="21"/>
         </w:rPr>
-        <w:t>Integrated a Learning Management System (LMS) and Content Management System (CMS), allowing admins and faculty to manage courses, content, and student data dynamically.</w:t>
+        <w:t>Deployed on Vercel with optimized performance, semantic HTML structure, and a fully responsive UI using Tailwind CSS.</w:t>
+      </w:r>
+    </w:p>
+    <w:p>
+      <w:pPr>
+        <w:spacing w:before="120" w:after="50"/>
+      </w:pPr>
+      <w:r>
+        <w:rPr>
+          <w:rFonts w:ascii="Arial" w:hAnsi="Arial" w:eastAsia="Arial" w:cs="Arial"/>
+          <w:b/>
+          <w:bCs/>
+          <w:sz w:val="22"/>
+          <w:szCs w:val="22"/>
+        </w:rPr>
+        <w:t>Library Management System – Back-End Project</w:t>
+      </w:r>
+      <w:r>
+        <w:rPr>
+          <w:rFonts w:ascii="Arial" w:hAnsi="Arial" w:eastAsia="Arial" w:cs="Arial"/>
+          <w:i/>
+          <w:iCs/>
+          <w:color w:val="1155CC"/>
+          <w:sz w:val="20"/>
+          <w:szCs w:val="20"/>
+        </w:rPr>
+        <w:t xml:space="preserve">  |  GitHub: github.com/WahabKhan7528/librarysystem</w:t>
       </w:r>
     </w:p>
     <w:p>
@@ -725,7 +723,7 @@
           <w:sz w:val="21"/>
           <w:szCs w:val="21"/>
         </w:rPr>
-        <w:t>Implemented JWT-based authentication and role-based access control to secure all three portals and restrict features based on user roles.</w:t>
+        <w:t>Built a back-end library management system using Node.js, Express.js, and MongoDB to handle books, members, and borrowing records with full CRUD operations via REST API.</w:t>
       </w:r>
     </w:p>
     <w:p>
@@ -743,149 +741,7 @@
           <w:sz w:val="21"/>
           <w:szCs w:val="21"/>
         </w:rPr>
-        <w:t>Integrated Cloudinary for scalable cloud storage of large files including documents, images, and media uploads across the platform.</w:t>
-      </w:r>
-    </w:p>
-    <w:p>
-      <w:pPr>
-        <w:pStyle w:val="16"/>
-        <w:numPr>
-          <w:ilvl w:val="0"/>
-          <w:numId w:val="1"/>
-        </w:numPr>
-        <w:spacing w:before="40" w:after="40"/>
-      </w:pPr>
-      <w:r>
-        <w:rPr>
-          <w:rFonts w:ascii="Arial" w:hAnsi="Arial" w:eastAsia="Arial" w:cs="Arial"/>
-          <w:sz w:val="21"/>
-          <w:szCs w:val="21"/>
-        </w:rPr>
-        <w:t>Deployed on Vercel with optimized performance, semantic HTML structure, and a fully responsive UI using Tailwind CSS.</w:t>
-      </w:r>
-    </w:p>
-    <w:p>
-      <w:pPr>
-        <w:spacing w:before="120" w:after="50"/>
-      </w:pPr>
-      <w:r>
-        <w:rPr>
-          <w:rFonts w:ascii="Arial" w:hAnsi="Arial" w:eastAsia="Arial" w:cs="Arial"/>
-          <w:b/>
-          <w:bCs/>
-          <w:sz w:val="22"/>
-          <w:szCs w:val="22"/>
-        </w:rPr>
-        <w:t>Library Management System – Back-End Project</w:t>
-      </w:r>
-      <w:r>
-        <w:rPr>
-          <w:rFonts w:ascii="Arial" w:hAnsi="Arial" w:eastAsia="Arial" w:cs="Arial"/>
-          <w:i/>
-          <w:iCs/>
-          <w:color w:val="1155CC"/>
-          <w:sz w:val="20"/>
-          <w:szCs w:val="20"/>
-        </w:rPr>
-        <w:t xml:space="preserve">  |  GitHub: github.com/WahabKhan7528/librarysystem</w:t>
-      </w:r>
-    </w:p>
-    <w:p>
-      <w:pPr>
-        <w:pStyle w:val="16"/>
-        <w:numPr>
-          <w:ilvl w:val="0"/>
-          <w:numId w:val="1"/>
-        </w:numPr>
-        <w:spacing w:before="40" w:after="40"/>
-      </w:pPr>
-      <w:r>
-        <w:rPr>
-          <w:rFonts w:ascii="Arial" w:hAnsi="Arial" w:eastAsia="Arial" w:cs="Arial"/>
-          <w:sz w:val="21"/>
-          <w:szCs w:val="21"/>
-        </w:rPr>
-        <w:t>Built a back-end library management system using Node.js, Express.js, and MongoDB to handle books, members, and borrowing records with full CRUD operations via REST API.</w:t>
-      </w:r>
-    </w:p>
-    <w:p>
-      <w:pPr>
-        <w:pStyle w:val="16"/>
-        <w:numPr>
-          <w:ilvl w:val="0"/>
-          <w:numId w:val="1"/>
-        </w:numPr>
-        <w:spacing w:before="40" w:after="40"/>
-      </w:pPr>
-      <w:r>
-        <w:rPr>
-          <w:rFonts w:ascii="Arial" w:hAnsi="Arial" w:eastAsia="Arial" w:cs="Arial"/>
-          <w:sz w:val="21"/>
-          <w:szCs w:val="21"/>
-        </w:rPr>
         <w:t>Structured RESTful API endpoints for searching, adding, updating, and deleting records, following standard back-end architecture practices.</w:t>
-      </w:r>
-    </w:p>
-    <w:p>
-      <w:pPr>
-        <w:spacing w:before="120" w:after="50"/>
-      </w:pPr>
-      <w:r>
-        <w:rPr>
-          <w:rFonts w:ascii="Arial" w:hAnsi="Arial" w:eastAsia="Arial" w:cs="Arial"/>
-          <w:b/>
-          <w:bCs/>
-          <w:sz w:val="22"/>
-          <w:szCs w:val="22"/>
-        </w:rPr>
-        <w:t>Staff Management System</w:t>
-      </w:r>
-      <w:r>
-        <w:rPr>
-          <w:rFonts w:ascii="Arial" w:hAnsi="Arial" w:eastAsia="Arial" w:cs="Arial"/>
-          <w:i/>
-          <w:iCs/>
-          <w:color w:val="1155CC"/>
-          <w:sz w:val="20"/>
-          <w:szCs w:val="20"/>
-        </w:rPr>
-        <w:t xml:space="preserve">  |  GitHub: github.com/WahabKhan7528/StaffManagment-System-tkinter</w:t>
-      </w:r>
-    </w:p>
-    <w:p>
-      <w:pPr>
-        <w:pStyle w:val="16"/>
-        <w:numPr>
-          <w:ilvl w:val="0"/>
-          <w:numId w:val="1"/>
-        </w:numPr>
-        <w:spacing w:before="40" w:after="40"/>
-      </w:pPr>
-      <w:r>
-        <w:rPr>
-          <w:rFonts w:ascii="Arial" w:hAnsi="Arial" w:eastAsia="Arial" w:cs="Arial"/>
-          <w:sz w:val="21"/>
-          <w:szCs w:val="21"/>
-        </w:rPr>
-        <w:t>Built a desktop staff management application using Python, Tkinter, and SQLite to manage employee records and department data.</w:t>
-      </w:r>
-    </w:p>
-    <w:p>
-      <w:pPr>
-        <w:pStyle w:val="16"/>
-        <w:numPr>
-          <w:ilvl w:val="0"/>
-          <w:numId w:val="1"/>
-        </w:numPr>
-        <w:spacing w:before="40" w:after="40"/>
-      </w:pPr>
-      <w:r>
-        <w:rPr>
-          <w:rFonts w:ascii="Arial" w:hAnsi="Arial" w:eastAsia="Arial" w:cs="Arial"/>
-          <w:sz w:val="21"/>
-          <w:szCs w:val="21"/>
-        </w:rPr>
-        <w:t>Implemented a structured Tkinter GUI supporting operations such as adding, updating, searching, and removing staff records with data persistence via SQLite.</w:t>
       </w:r>
     </w:p>
     <w:p>
@@ -952,6 +808,8 @@
         </w:rPr>
         <w:t xml:space="preserve"> – Coursera  |  August 2024  |  Verify: coursera.org/verify/Y08IJIIZ29DY</w:t>
       </w:r>
+      <w:bookmarkStart w:id="0" w:name="_GoBack"/>
+      <w:bookmarkEnd w:id="0"/>
     </w:p>
     <w:sectPr>
       <w:pgSz w:w="12240" w:h="15840"/>
@@ -1042,7 +900,7 @@
     <w:lsdException w:unhideWhenUsed="0" w:uiPriority="0" w:semiHidden="0" w:name="line number"/>
     <w:lsdException w:unhideWhenUsed="0" w:uiPriority="0" w:semiHidden="0" w:name="page number"/>
     <w:lsdException w:qFormat="1" w:uiPriority="99" w:name="endnote reference"/>
-    <w:lsdException w:uiPriority="99" w:name="endnote text"/>
+    <w:lsdException w:qFormat="1" w:uiPriority="99" w:name="endnote text"/>
     <w:lsdException w:unhideWhenUsed="0" w:uiPriority="0" w:semiHidden="0" w:name="table of authorities"/>
     <w:lsdException w:unhideWhenUsed="0" w:uiPriority="0" w:semiHidden="0" w:name="macro"/>
     <w:lsdException w:unhideWhenUsed="0" w:uiPriority="0" w:semiHidden="0" w:name="toa heading"/>
@@ -1064,7 +922,7 @@
     <w:lsdException w:qFormat="1" w:unhideWhenUsed="0" w:uiPriority="0" w:semiHidden="0" w:name="Title"/>
     <w:lsdException w:unhideWhenUsed="0" w:uiPriority="0" w:semiHidden="0" w:name="Closing"/>
     <w:lsdException w:unhideWhenUsed="0" w:uiPriority="0" w:semiHidden="0" w:name="Signature"/>
-    <w:lsdException w:unhideWhenUsed="0" w:uiPriority="0" w:name="Default Paragraph Font"/>
+    <w:lsdException w:qFormat="1" w:unhideWhenUsed="0" w:uiPriority="0" w:name="Default Paragraph Font"/>
     <w:lsdException w:unhideWhenUsed="0" w:uiPriority="0" w:semiHidden="0" w:name="Body Text"/>
     <w:lsdException w:unhideWhenUsed="0" w:uiPriority="0" w:semiHidden="0" w:name="Body Text Indent"/>
     <w:lsdException w:unhideWhenUsed="0" w:uiPriority="0" w:semiHidden="0" w:name="List Continue"/>
@@ -1102,7 +960,7 @@
     <w:lsdException w:unhideWhenUsed="0" w:uiPriority="0" w:semiHidden="0" w:name="HTML Sample"/>
     <w:lsdException w:unhideWhenUsed="0" w:uiPriority="0" w:semiHidden="0" w:name="HTML Typewriter"/>
     <w:lsdException w:unhideWhenUsed="0" w:uiPriority="0" w:semiHidden="0" w:name="HTML Variable"/>
-    <w:lsdException w:unhideWhenUsed="0" w:uiPriority="0" w:name="Normal Table"/>
+    <w:lsdException w:qFormat="1" w:unhideWhenUsed="0" w:uiPriority="0" w:name="Normal Table"/>
     <w:lsdException w:unhideWhenUsed="0" w:uiPriority="0" w:semiHidden="0" w:name="annotation subject"/>
     <w:lsdException w:unhideWhenUsed="0" w:uiPriority="0" w:semiHidden="0" w:name="Table Simple 1"/>
     <w:lsdException w:unhideWhenUsed="0" w:uiPriority="0" w:semiHidden="0" w:name="Table Simple 2"/>
@@ -1336,11 +1194,13 @@
   <w:style w:type="character" w:default="1" w:styleId="8">
     <w:name w:val="Default Paragraph Font"/>
     <w:semiHidden/>
+    <w:qFormat/>
     <w:uiPriority w:val="0"/>
   </w:style>
   <w:style w:type="table" w:default="1" w:styleId="9">
     <w:name w:val="Normal Table"/>
     <w:semiHidden/>
+    <w:qFormat/>
     <w:uiPriority w:val="0"/>
     <w:tblPr>
       <w:tblCellMar>
@@ -1366,6 +1226,7 @@
     <w:link w:val="18"/>
     <w:semiHidden/>
     <w:unhideWhenUsed/>
+    <w:qFormat/>
     <w:uiPriority w:val="99"/>
     <w:pPr>
       <w:spacing w:after="0" w:line="240" w:lineRule="auto"/>
